--- a/templates/W3-61-26A.docx
+++ b/templates/W3-61-26A.docx
@@ -265,7 +265,7 @@
                     <w:rPr>
                       <w:rFonts w:ascii="標楷體" w:eastAsia="標楷體" w:hAnsi="標楷體" w:cs="Arial"/>
                     </w:rPr>
-                    <w:t>□初檢 □複檢</w:t>
+                    <w:t>{{FIRSTCK}}初檢 {{RECK}}複檢</w:t>
                   </w:r>
                   <w:permEnd w:id="1535987202"/>
                 </w:p>

--- a/templates/W3-61-26A.docx
+++ b/templates/W3-61-26A.docx
@@ -132,7 +132,7 @@
                       <w:sz w:val="26"/>
                       <w:szCs w:val="26"/>
                     </w:rPr>
-                    <w:t>□竣工</w:t>
+                    <w:t>{{CKBOXC}}竣工</w:t>
                   </w:r>
                 </w:p>
                 <w:p>
@@ -158,7 +158,7 @@
                       <w:sz w:val="26"/>
                       <w:szCs w:val="26"/>
                     </w:rPr>
-                    <w:t>□變更□重新</w:t>
+                    <w:t>{{CKBOXM}}變更{{CKBOXR}}重新</w:t>
                   </w:r>
                   <w:permEnd w:id="1565216405"/>
                 </w:p>

--- a/templates/W3-61-26A.docx
+++ b/templates/W3-61-26A.docx
@@ -78,7 +78,7 @@
                       <w:sz w:val="26"/>
                       <w:szCs w:val="26"/>
                     </w:rPr>
-                    <w:t xml:space="preserve">({{ORG}}) </w:t>
+                    <w:t xml:space="preserve">{{ORG}} </w:t>
                   </w:r>
                   <w:r>
                     <w:rPr>
